--- a/arb/docx/44.content.docx
+++ b/arb/docx/44.content.docx
@@ -178,13 +178,6 @@
         <w:rPr>
           <w:lang w:val="ar_AE" w:bidi="ar_AE"/>
         </w:rPr>
-      </w:r>
-      <w:r>
-        <w:rPr>
-          <w:i/>
-          <w:lang w:val="ar_AE" w:bidi="ar_AE"/>
-        </w:rPr>
-        <w:t>أعمال الرسل ١:١–٣, أعمال الرسل ٣:١, أعمال الرسل 4:1, أعمال الرسل 5:1, أعمال الرسل 6:1–11, أعمال الرسل 8:1, أعمال الرسل ١٠:١, أعمال الرسل ١١:١, أعمال الرسل ١٢:١, أعمال الرسل ١٣:١, أعمال الرسل ١: ١٣–٢٦, أعمال الرسل ١٤:١, أعمال الرسل 16:1–17, أعمال الرسل ١٨:١–١٩, أعمال الرسل 20:1–21, أعمال الرسل ١: ٢١–٢٢, أعمال الرسل 23:1–26, أعمال الرسل 1:2–4, أعمال الرسل 4:2, أعمال الرسل 5:2–11, أعمال الرسل 9:2–11, أعمال الرسل 10:2–11, أعمال الرسل 14:2–36, أعمال الرسل ٢: ١٧–٢١, أعمال الرسل 23:2–28, أعمال الرسل 27:2, أعمال الرسل 32:2–36, أعمال الرسل 34:2–35, أعمال الرسل 37:2–38, أعمال الرسل 42:2, أعمال الرسل 42:2–47, أعمال الرسل 1:3–11, أعمال الرسل 6:3, أعمال الرسل 10:3–11, أعمال الرسل 12:3–26, أعمال الرسل 15:3, أعمال الرسل 17:3, أعمال الرسل 19:3, أعمال الرسل 19:3–21, أعمال الرسل 22:3, أعمال 23:3, أعمال الرسل ٢٥:٣, أعمال الرسل 1:4, أعمال الرسل 1:4–22, أعمال الرسل 4:4, أعمال الرسل 13:4, أعمال الرسل16:4–18, أعمال الرسل 19:4–20, أعمال الرسل 23:4–31, أعمال الرسل 25:4–26, أعمال الرسل 26:4, أعمال الرسل 28:4, أعمال الرسل 32:4–35, أعمال الرسل 36:4–37, أعمال الرسل 5: 1–11, أعمال الرسل ٣:٥–٤, أعمال الرسل ١١:٥, أعمال الرسل 12:5–16, أعمال الرسل ١٣:٥, أعمال الرسل 17:5–40, أعمال الرسل 19:5–20, أعمال الرسل 29:5, أعمال الرسل 30:5–32, أعمال الرسل 33:5–40, أعمال الرسل 34:5, أعمال الرسل 36:5–37, أعمال الرسل 1:6, أعمال الرسل 2:6–6, أعمال الرسل 7:6, أعمال الرسل8:6–15, أعمال الرسل 15:6, أعمال الرسل ١:٧–٥٣, أعمال الرسل ٨:٧, أعمال الرسل ١٤:٧, أعمال الرسل ١٦:٧, أعمال الرسل ٣٧:٧, أعمال الرسل ٧: ٣٩–٤٠, أعمال الرسل ٧: ٤٢–٤٣, أعمال الرسل ٧: ٤٨–٥٠, أعمال الرسل ٥١:٧, أعمال الرسل 55:7–56, أعمال الرسل 57:7, أعمال الرسل 58:7, أعمال الرسل 59:7–60, أعمال الرسل 1:8–4, أعمال الرسل ٧:٨, أعمال الرسل ٨: ٩–٢٤, أعمال الرسل ٨: ١٤–١٧, أعمال الرسل ٢٤:٨, أعمال الرسل 26:8–40, أعمال الرسل 27:8, أعمال الرسل 29:8, أعمال الرسل 32:8–33, أعمال الرسل 39:8–40, أعمال الرسل 1:9–19, أعمال الرسل 2:9, أعمال الرسل 10:9, أعمال الرسل 15:9, أعمال الرسل 16:9, أعمال الرسل 17:9, أعمال الرسل 20:9–21, أعمال الرسل 22:9–25, أعمال الرسل 26:9–28, أعمال الرسل 29:9, أعمال الرسل 30:9, أعمال الرسل 31:9, أعمال الرسل 32:9–43, أعمال الرسل ٤٣:٩, أعمال الرسل 10: 1–8, أعمال الرسل ٢:١٠, أعمال الرسل 3:10, أعمال الرسل 9:10–16, أعمال الرسل 14:10, أعمال الرسل 17:10, أعمال الرسل 25:10–26, أعمال الرسل 34:10–35, أعمال الرسل 36:10–43, أعمال 43:10, أعمال الرسل 44:10–48, أعمال الرسل 48:10, أعمال الرسل ١١: ١–١٨, أعمال الرسل ٤:١١–١٧, أعمال الرسل ١٨:١١, أعمال الرسل 19:11–26, أعمال الرسل 20:11, أعمال الرسل 21:11–24, أعمال الرسل 25:11–26, أعمال الرسل 26:11, أعمال الرسل 27:11–28, أعمال الرسل 28:11, أعمال الرسل 29:11–30, أعمال الرسل 30:11, أعمال الرسل ١:١٢–٥, أعمال الرسل ٤:١٢, أعمال الرسل ٥:١٢, أعمال الرسل 6:12–19, أعمال الرسل 7:12–11, أعمال الرسل 12:12, أعمال الرسل 13:12–17, أعمال الرسل 18:12–23, أعمال 24:12–25, أعمال الرسل 1:13, أعمال الرسل 1:13–3, أعمال الرسل 3:13, أعمال الرسل 4:13, أعمال الرسل ٥:١٣, أعمال الرسل ٦:١٣, أعمال الرسل 6:13–12, أعمال الرسل 7:13–8, أعمال الرسل 9:13, أعمال الرسل ١٣: ١٠–١١, أعمال الرسل ١٢:١٣, أعمال الرسل 13:13–14, أعمال الرسل 14:13, أعمال الرسل 15:13, أعمال الرسل١٦:١٣–٤١, أعمال الرسل:١٧:١٣–٢٢, أعمال الرسل 22:13, أعمال الرسل 23:13–25, أعمال الرسل 26:13–37, أعمال الرسل 31:13, أعمال الرسل٣٨:١٣–٤١, أعمال الرسل 39:13, أعمال الرسل 40:13–41, أعمال الرسل 42:13–43, أعمال الرسل 43:13, أعمال الرسل 44:13–49, أعمال الرسل ١٣: ٥٠–٥١, أعمال الرسل ٥٢:١٣, أعمال الرسل 1:14, أعمال الرسل 2:14, أعمال الرسل ٣:١٤, أعمال الرسل 4:14, أعمال الرسل 6:14, أعمال الرسل 8:14–20, أعمال الرسل 9:14, أعمال الرسل 11:14–13, أعمال الرسل 13:14–18, أعمال الرسل ١٤: ١٩–٢٠, أعمال الرسل 20:14, أعمال الرسل 22:14–23, أعمال الرسل 26:14–28, أعمال الرسل 1:15, أعمال الرسل 2:15–3, أعمال الرسل 4:15–21, أعمال الرسل 5:15, أعمال الرسل ١٥: ٧–١١, أعمال الرسل ١٣:١٥–١٩, أعمال الرسل ١٤:١٥, أعمال الرسل ١٥:١٥–١٩, أعمال الرسل 20:15, أعمال الرسل 22:15–29, أعمال الرسل 29:15, أعمال الرسل 30:15–31, أعمال الرسل 36:15–41, أعمال الرسل 40:15–41, أعمال الرسل ١:١٦–٣, أعمال الرسل ٣:١٦, أعمال الرسل ١٦: ٤–٥, أعمال الرسل ١٦: ٦–١٠, أعمال الرسل 8:16, أعمال الرسل ١٦: ٩–١٠, أعمال الرسل 10:16, أعمال الرسل ١١:١٦, أعمال الرسل 12:16, أعمال الرسل 13:16, أعمال الرسل ١٦: ١٣–٣٦, أعمال الرسل ١٦: ١٤–١٥, أعمال الرسل 16:16–18, أعمال الرسل 19:16–21, أعمال الرسل 16: 22–24, أعمال الرسل ٢٥:١٦, أعمال الرسل 26:16, أعمال الرسل 27:16, أعمال الرسل 27:16–36, أعمال الرسل 29:16–30, أعمال الرسل ١٦: ٣١–٣٤, أعمال الرسل ١٦: ٣٧–٣٩, أعمال الرسل 40:16, أعمال الرسل ١٧: ١–٣, أعمال الرسل ١٧: ١–٩, أعمال الرسل 4:17, أعمال الرسل ١٧: ٥–٧, أعمال الرسل ٨:١٧–٩, أعمال الرسل 10:17–12, أعمال الرسل ١٧: ١٣–١٥, أعمال الرسل ١٧: ١٦–١٧, أعمال الرسل 16:17–34, أعمال الرسل 18:17, أعمال الرسل 22:17–31, أعمال الرسل 30:17, أعمال الرسل 32:17, أعمال الرسل 34:17, أعمال الرسل 1:18, أعمال الرسل 1:18–17, أعمال الرسل 18: 2–3, أعمال الرسل 4:18–6, أعمال الرسل 7:18, أعمال الرسل 9:18–10, أعمال الرسل ١٨: ١٢–١٣, أعمال الرسل ١٨: ١٤–١٧, أعمال الرسل 17:18, أعمال الرسل 18:18, أعمال الرسل 19:18–23, أعمال الرسل 21:18, أعمال الرسل 23:18, أعمال الرسل 23:18–41:19, أعمال الرسل ١٨: ٢٤–٢٦, أعمال الرسل ١٩: ١–٧, أعمال الرسل 6:19, أعمال الرسل ١٠:١٩, أعمال الرسل ١١:١٩–١٢, أعمال الرسل 13:19–16, أعمال الرسل ١٧:١٩–١٩, أعمال الرسل ٢٠:١٩, أعمال الرسل 21:19–22, أعمال الرسل 23:19, أعمال الرسل 23:19–41, أعمال الرسل 24:19, أعمال الرسل 24:19–34, أعمال الرسل ٢٧:١٩, أعمال الرسل 29:19, أعمال الرسل 31:19, أعمال الرسل 35:19, أعمال الرسل ١٩: ٣٥–٤١, أعمال الرسل ١:٢٠–٢, أعمال الرسل 2:20–3, أعمال الرسل ٤:٢٠, أعمال الرسل ٢٠: ٥–١٥, أعمال الرسل ٢٠: ٧–١٢, أعمال الرسل ٢٠: ١٣–١٥, أعمال الرسل 16:20, أعمال الرسل 17:20, أعمال الرسل 18:20–38, أعمال الرسل 23:20, أعمال الرسل 26:20, أعمال الرسل 28:20, أعمال الرسل 29:20–30, أعمال الرسل 35:20, أعمال الرسل 38:20, أعمال الرسل 1:21, أعمال الرسل 1:21–18, أعمال الرسل ٢١: ٢–٣, أعمال الرسل 21: 4–6, أعمال الرسل ٧:٢١, أعمال الرسل 8:21, أعمال الرسل 9:21, أعمال الرسل 10:21, أعمال الرسل 11:21–14, أعمال الرسل 18:21–19, أعمال الرسل 20:21–25, أعمال الرسل ٢١: ٢٦–٣٦, أعمال الرسل 28:21–29, أعمال الرسل 30:21, أعمال الرسل 31:21, أعمال الرسل 34:21, أعمال الرسل 37:21–40, أعمال الرسل 1:22–21, أعمال الرسل 3:22, أعمال الرسل 12:22–16, أعمال الرسل 14:22, أعمال الرسل 16:22, أعمال الرسل 17:22–22, أعمال الرسل 23:22, أعمال الرسل 25:22–29, أعمال الرسل 28:22, أعمال الرسل 1:23, أعمال الرسل ٢:٢٣, أعمال الرسل 3:23, أعمال الرسل 5:23, أعمال الرسل 6:23, أعمال الرسل ٢٣: ٧–١٠, أعمال الرسل 11:23, أعمال الرسل ٢٣: ١٢–١٥, أعمال الرسل 16:23–22, أعمال الرسل 23: 23–35, أعمال الرسل ٢٤:٢٣, أعمال الرسل ٢٦:٢٣–٣٠, أعمال الرسل 31:23, أعمال الرسل 35:23, أعمال الرسل ١:٢٤–٤, أعمال الرسل 1:24–27, أعمال الرسل ٥:٢٤, أعمال الرسل 6:24, أعمال الرسل 24: 10–21, أعمال الرسل 14:24, أعمال الرسل 15:24, أعمال الرسل 16:24, أعمال الرسل 17:24, أعمال الرسل 22:24, أعمال الرسل ٢٣:٢٤, أعمال الرسل 24:24, أعمال الرسل 25:24, أعمال الرسل 26:24–27, أعمال الرسل ٢٧:٢٤–٥:٢٥, أعمال الرسل ٧:٢٥, أعمال الرسل 9:25, أعمال الرسل 25: 10–11, أعمال الرسل ١٢:٢٥, أعمال الرسل ٢٥: ١٣–٢٢, أعمال الرسل 16:25, أعمال الرسل 17:25, أعمال الرسل ٢٥: ١٨–٢٠, أعمال الرسل ٢٥: ٢٣–٢٧, أعمال الرسل 26: 1–23, أعمال الرسل 12:26–18, أعمال الرسل 17:26–18, أعمال الرسل ٢٦: ٢٢–٢٣, أعمال الرسل ٢٤:٢٦, أعمال الرسل ٢٦:٢٦, أعمال الرسل ٢٧:٢٦–٢٨, أعمال الرسل 28:26, أعمال الرسل 29:26, أعمال الرسل 31:26, أعمال الرسل ٣٢:٢٦, أعمال الرسل 1:27, أعمال الرسل 1:27–16.28, أعمال الرسل ٢:٢٧, أعمال الرسل ٣:٢٧, أعمال الرسل 4:27–6, أعمال الرسل 7:27, أعمال الرسل ٨:٢٧, أعمال الرسل ٩:٢٧, أعمال الرسل ٢٧: ١٠–١١, أعمال الرسل ١٢:٢٧, أعمال الرسل 14:27–16, أعمال الرسل ١٧:٢٧, أعمال الرسل ٢٧: ١٨–٢٠, أعمال الرسل ٢١:٢٧–٢٦, أعمال الرسل ٢٧:٢٧, أعمال الرسل 30:27–32, أعمال الرسل ٣٣:٢٧–٣٥, أعمال الرسل 36:27–37, أعمال الرسل ٣٩:٢٧–٤١, أعمال الرسل 42:27–44, أعمال الرسل 1:28, أعمال الرسل 28: 3–6, أعمال الرسل 28: 8–9, أعمال الرسل 10:28, أعمال الرسل 11:28, أعمال الرسل ٢٨: ١١–١٦, أعمال الرسل ١٢:٢٨, أعمال الرسل ٢٨: ١٣–١٤, أعمال الرسل 15:28, أعمال الرسل 16:28, أعمال الرسل 17:28–20, أعمال الرسل ٢١:٢٨–٢٢, أعمال الرسل ٢٣:٢٨, أعمال الرسل ٢٤:٢٨, أعمال الرسل ٢٥:٢٨–٢٨, أعمال الرسل 28:28, أعمال الرسل 31:28</w:t>
       </w:r>
       <w:r>
         <w:rPr>

--- a/arb/docx/44.content.docx
+++ b/arb/docx/44.content.docx
@@ -22,7 +22,7 @@
         <w:rPr>
           <w:lang w:val="ar_AE" w:bidi="ar_AE"/>
         </w:rPr>
-        <w:t>Resource: ملاحظات الدراسة (تينديل)</w:t>
+        <w:t>Resource: Tyndale Open Study Notes</w:t>
       </w:r>
       <w:r>
         <w:rPr>
@@ -122,7 +122,7 @@
         <w:rPr>
           <w:lang w:val="ar_AE" w:bidi="ar_AE"/>
         </w:rPr>
-        <w:t>ملاحظات الدراسة (تينديل)</w:t>
+        <w:t>Tyndale Open Study Notes</w:t>
       </w:r>
     </w:p>
     <w:p>

--- a/arb/docx/44.content.docx
+++ b/arb/docx/44.content.docx
@@ -22,7 +22,7 @@
         <w:rPr>
           <w:lang w:val="ar_AE" w:bidi="ar_AE"/>
         </w:rPr>
-        <w:t>Resource: Tyndale Open Study Notes</w:t>
+        <w:t>Resource: Aquifer Open Study Notes</w:t>
       </w:r>
       <w:r>
         <w:rPr>
@@ -122,7 +122,7 @@
         <w:rPr>
           <w:lang w:val="ar_AE" w:bidi="ar_AE"/>
         </w:rPr>
-        <w:t>Tyndale Open Study Notes</w:t>
+        <w:t>Aquifer Open Study Notes</w:t>
       </w:r>
     </w:p>
     <w:p>
@@ -23799,7 +23799,7 @@
         <w:rPr>
           <w:lang w:val="ar_AE" w:bidi="ar_AE"/>
         </w:rPr>
-        <w:t xml:space="preserve">إن أكل الطعام المقدم للأوثان خطية إذا كان يتضمن المشاركة عن علم في ذبيحة وثنية (انظر </w:t>
+        <w:t xml:space="preserve">إن أكل الطعام المقدّم للأوثان يُعدّ خطية عندما ينطوي على مشاركة فعلية في عبادة الأوثان (انظر </w:t>
       </w:r>
       <w:hyperlink r:id="rId647">
         <w:r>
@@ -23817,7 +23817,7 @@
         <w:rPr>
           <w:lang w:val="ar_AE" w:bidi="ar_AE"/>
         </w:rPr>
-        <w:t xml:space="preserve">; </w:t>
+        <w:t xml:space="preserve">؛ </w:t>
       </w:r>
       <w:hyperlink r:id="rId648">
         <w:r>
@@ -23835,7 +23835,7 @@
         <w:rPr>
           <w:lang w:val="ar_AE" w:bidi="ar_AE"/>
         </w:rPr>
-        <w:t xml:space="preserve">; </w:t>
+        <w:t xml:space="preserve">؛ </w:t>
       </w:r>
       <w:hyperlink r:id="rId649">
         <w:r>
@@ -23846,6 +23846,42 @@
             <w:color w:val="0000EE"/>
             <w:u w:val="single"/>
           </w:rPr>
+          <w:t>رؤيا 14:2</w:t>
+        </w:r>
+      </w:hyperlink>
+      <w:r>
+        <w:rPr>
+          <w:lang w:val="ar_AE" w:bidi="ar_AE"/>
+        </w:rPr>
+        <w:t xml:space="preserve">، </w:t>
+      </w:r>
+      <w:hyperlink r:id="rId650">
+        <w:r>
+          <w:rPr>
+            <w:lang w:val="ar_AE" w:bidi="ar_AE"/>
+          </w:rPr>
+          <w:rPr>
+            <w:color w:val="0000EE"/>
+            <w:u w:val="single"/>
+          </w:rPr>
+          <w:t>20</w:t>
+        </w:r>
+      </w:hyperlink>
+      <w:r>
+        <w:rPr>
+          <w:lang w:val="ar_AE" w:bidi="ar_AE"/>
+        </w:rPr>
+        <w:t>). ومع ذلك، يُعلِّم بولس أن تناول مثل هذا الطعام ليس خطية في حد ذاته دائمًا. فإن محطّ الاهتمام هو ما إذا كان الأكل سيجعل مؤمنًا آخر ضعيف الضمير يسقط في الخطية (</w:t>
+      </w:r>
+      <w:hyperlink r:id="rId651">
+        <w:r>
+          <w:rPr>
+            <w:lang w:val="ar_AE" w:bidi="ar_AE"/>
+          </w:rPr>
+          <w:rPr>
+            <w:color w:val="0000EE"/>
+            <w:u w:val="single"/>
+          </w:rPr>
           <w:t>1 كورنثوس 4:8–13</w:t>
         </w:r>
       </w:hyperlink>
@@ -23853,43 +23889,7 @@
         <w:rPr>
           <w:lang w:val="ar_AE" w:bidi="ar_AE"/>
         </w:rPr>
-        <w:t xml:space="preserve">; </w:t>
-      </w:r>
-      <w:hyperlink r:id="rId650">
-        <w:r>
-          <w:rPr>
-            <w:lang w:val="ar_AE" w:bidi="ar_AE"/>
-          </w:rPr>
-          <w:rPr>
-            <w:color w:val="0000EE"/>
-            <w:u w:val="single"/>
-          </w:rPr>
-          <w:t>14:10–30</w:t>
-        </w:r>
-      </w:hyperlink>
-      <w:r>
-        <w:rPr>
-          <w:lang w:val="ar_AE" w:bidi="ar_AE"/>
-        </w:rPr>
-        <w:t xml:space="preserve">; </w:t>
-      </w:r>
-      <w:hyperlink r:id="rId651">
-        <w:r>
-          <w:rPr>
-            <w:lang w:val="ar_AE" w:bidi="ar_AE"/>
-          </w:rPr>
-          <w:rPr>
-            <w:color w:val="0000EE"/>
-            <w:u w:val="single"/>
-          </w:rPr>
-          <w:t>رؤيا 14:2</w:t>
-        </w:r>
-      </w:hyperlink>
-      <w:r>
-        <w:rPr>
-          <w:lang w:val="ar_AE" w:bidi="ar_AE"/>
-        </w:rPr>
-        <w:t xml:space="preserve">, </w:t>
+        <w:t>). كما يحذِّر بولس من الأكل في هيكل وثني، لأن ذلك يُعدّ مشاركة في عبادة الأصنام. أما شراء الطعام من السوق أو تناوله في بيت أحد دون السؤال عن مصدره، فيرى أنه أمر جائز (</w:t>
       </w:r>
       <w:hyperlink r:id="rId652">
         <w:r>
@@ -23900,7 +23900,7 @@
             <w:color w:val="0000EE"/>
             <w:u w:val="single"/>
           </w:rPr>
-          <w:t>20</w:t>
+          <w:t>1 كورنثوس 14:10–30</w:t>
         </w:r>
       </w:hyperlink>
       <w:r>
